--- a/Entrepreneurs_Rulebook_v21_Designers_Edition.docx
+++ b/Entrepreneurs_Rulebook_v21_Designers_Edition.docx
@@ -7154,7 +7154,52 @@
           <w:sz w:val="21"/>
           <w:szCs w:val="21"/>
         </w:rPr>
-        <w:t xml:space="preserve">A pot with no company of that type to pay carries over in full, growing quarter by quarter. An industry nobody serves is often the most profitable thing on the board.</w:t>
+        <w:t xml:space="preserve">A POT WITH NOBODY TO PAY IS WRITTEN OFF. If an industry has no active company when its pot is shared out, that quarter's money is simply gone. Supplying an industry nobody operates in is money out of your pocket and into nobody's.</w:t>
+      </w:r>
+    </w:p>
+    <w:p>
+      <w:pPr>
+        <w:pBdr>
+          <w:left w:val="single" w:color="4A3AB5" w:sz="12" w:space="10"/>
+        </w:pBdr>
+        <w:spacing w:after="160" w:before="120"/>
+        <w:ind w:left="240"/>
+      </w:pPr>
+      <w:r>
+        <w:rPr>
+          <w:rFonts w:ascii="Consolas" w:cs="Consolas" w:eastAsia="Consolas" w:hAnsi="Consolas"/>
+          <w:b/>
+          <w:bCs/>
+          <w:color w:val="4A3AB5"/>
+          <w:sz w:val="16"/>
+          <w:szCs w:val="16"/>
+        </w:rPr>
+        <w:t xml:space="preserve">Designer's note   </w:t>
+      </w:r>
+      <w:r>
+        <w:rPr>
+          <w:rFonts w:ascii="Calibri" w:cs="Calibri" w:eastAsia="Calibri" w:hAnsi="Calibri"/>
+          <w:i/>
+          <w:iCs/>
+          <w:color w:val="6B6B78"/>
+          <w:sz w:val="19"/>
+          <w:szCs w:val="19"/>
+        </w:rPr>
+        <w:t xml:space="preserve">It used to carry over in full, and that made an empty industry the most profitable thing on the board. Measured: Technology sat with nobody to pay for 6.4 quarters of an average three-player game and banked up to $262, so in three games out of four somebody walked in late and scooped around $50 - up to $222 - uncontested, for the price of one company. On a board where a level-1 company costs $10 to $20 that is a free company and change, decided by who happened to be positioned rather than by anything anyone played. Writing the pot off takes the lump away and costs nothing: the quarters an industry sits unbuilt do not move, because the banked prize was never what drew anyone in. See audit_supply.js, where --carry puts the old rule back.</w:t>
+      </w:r>
+    </w:p>
+    <w:p>
+      <w:pPr>
+        <w:spacing w:after="120" w:line="276"/>
+      </w:pPr>
+      <w:r>
+        <w:rPr>
+          <w:rFonts w:ascii="Calibri" w:cs="Calibri" w:eastAsia="Calibri" w:hAnsi="Calibri"/>
+          <w:color w:val="1A1A1A"/>
+          <w:sz w:val="21"/>
+          <w:szCs w:val="21"/>
+        </w:rPr>
+        <w:t xml:space="preserve">That is worth reading twice when you plan a build. The industry you are about to enter pays you nothing for the quarters before you arrive.</w:t>
       </w:r>
     </w:p>
     <w:p>

--- a/Entrepreneurs_Rulebook_v21_Designers_Edition.docx
+++ b/Entrepreneurs_Rulebook_v21_Designers_Edition.docx
@@ -7185,7 +7185,7 @@
           <w:sz w:val="19"/>
           <w:szCs w:val="19"/>
         </w:rPr>
-        <w:t xml:space="preserve">It used to carry over in full, and that made an empty industry the most profitable thing on the board. Measured: Technology sat with nobody to pay for 6.4 quarters of an average three-player game and banked up to $262, so in three games out of four somebody walked in late and scooped around $50 - up to $222 - uncontested, for the price of one company. On a board where a level-1 company costs $10 to $20 that is a free company and change, decided by who happened to be positioned rather than by anything anyone played. Writing the pot off takes the lump away and costs nothing: the quarters an industry sits unbuilt do not move, because the banked prize was never what drew anyone in. See audit_supply.js, where --carry puts the old rule back.</w:t>
+        <w:t xml:space="preserve">It used to carry over in full, and that made an empty industry the most profitable thing on the board. Measured on these cards, the biggest pot left waiting was $448 and the biggest single scoop $271 - a free company and change, for the price of one, decided by who happened to be positioned rather than by anything anyone played. Writing it off cuts that to $78 and $78, and the mean scoop from $31-$63 to $8-$16. THIS IS A TRADE, NOT A FREE FIX, and the earlier measurement that said otherwise was taken before the cards were rebalanced. The banked pot was part of what drew a player into an empty industry, and without it industries sit empty more: the worst case rises from 23.9% of games to 26.1% at three players and from 10.7% to 11.9% at four, with every industry a little emptier. The industry split moves both ways - slightly worse at three seats, 70.0% to 71.5% for the vertical three, and slightly better at four, 76.5% to 74.6%. Keep it for the windfall or drop it for the occupancy; audit_supply.js --carry puts the old rule back and audit_setup.js --tails reads the cost.</w:t>
       </w:r>
     </w:p>
     <w:p>
